--- a/nm.docx
+++ b/nm.docx
@@ -5,7 +5,7 @@
     <w:p>
       <w:pPr>
         <w:rPr>
-          <w:rFonts w:hint="default" w:eastAsiaTheme="minorEastAsia"/>
+          <w:rFonts w:hint="eastAsia"/>
           <w:lang w:val="en-US" w:eastAsia="zh-CN"/>
         </w:rPr>
       </w:pPr>
@@ -15,6 +15,36 @@
           <w:lang w:val="en-US" w:eastAsia="zh-CN"/>
         </w:rPr>
         <w:t>123</w:t>
+      </w:r>
+    </w:p>
+    <w:p>
+      <w:pPr>
+        <w:rPr>
+          <w:rFonts w:hint="eastAsia"/>
+          <w:lang w:val="en-US" w:eastAsia="zh-CN"/>
+        </w:rPr>
+      </w:pPr>
+      <w:r>
+        <w:rPr>
+          <w:rFonts w:hint="eastAsia"/>
+          <w:lang w:val="en-US" w:eastAsia="zh-CN"/>
+        </w:rPr>
+        <w:t>456</w:t>
+      </w:r>
+    </w:p>
+    <w:p>
+      <w:pPr>
+        <w:rPr>
+          <w:rFonts w:hint="default"/>
+          <w:lang w:val="en-US" w:eastAsia="zh-CN"/>
+        </w:rPr>
+      </w:pPr>
+      <w:r>
+        <w:rPr>
+          <w:rFonts w:hint="eastAsia"/>
+          <w:lang w:val="en-US" w:eastAsia="zh-CN"/>
+        </w:rPr>
+        <w:t>789</w:t>
       </w:r>
       <w:bookmarkStart w:id="0" w:name="_GoBack"/>
       <w:bookmarkEnd w:id="0"/>
@@ -143,7 +173,7 @@
     <w:lsdException w:unhideWhenUsed="0" w:uiPriority="0" w:semiHidden="0" w:name="HTML Sample"/>
     <w:lsdException w:unhideWhenUsed="0" w:uiPriority="0" w:semiHidden="0" w:name="HTML Typewriter"/>
     <w:lsdException w:unhideWhenUsed="0" w:uiPriority="0" w:semiHidden="0" w:name="HTML Variable"/>
-    <w:lsdException w:unhideWhenUsed="0" w:uiPriority="0" w:name="Normal Table"/>
+    <w:lsdException w:qFormat="1" w:unhideWhenUsed="0" w:uiPriority="0" w:name="Normal Table"/>
     <w:lsdException w:unhideWhenUsed="0" w:uiPriority="0" w:semiHidden="0" w:name="annotation subject"/>
     <w:lsdException w:unhideWhenUsed="0" w:uiPriority="0" w:semiHidden="0" w:name="Table Simple 1"/>
     <w:lsdException w:unhideWhenUsed="0" w:uiPriority="0" w:semiHidden="0" w:name="Table Simple 2"/>
@@ -314,6 +344,7 @@
   <w:style w:type="table" w:default="1" w:styleId="2">
     <w:name w:val="Normal Table"/>
     <w:semiHidden/>
+    <w:qFormat/>
     <w:uiPriority w:val="0"/>
     <w:tblPr>
       <w:tblCellMar>

--- a/nm.docx
+++ b/nm.docx
@@ -35,7 +35,7 @@
     <w:p>
       <w:pPr>
         <w:rPr>
-          <w:rFonts w:hint="default"/>
+          <w:rFonts w:hint="eastAsia"/>
           <w:lang w:val="en-US" w:eastAsia="zh-CN"/>
         </w:rPr>
       </w:pPr>
@@ -45,6 +45,36 @@
           <w:lang w:val="en-US" w:eastAsia="zh-CN"/>
         </w:rPr>
         <w:t>789</w:t>
+      </w:r>
+    </w:p>
+    <w:p>
+      <w:pPr>
+        <w:rPr>
+          <w:rFonts w:hint="eastAsia"/>
+          <w:lang w:val="en-US" w:eastAsia="zh-CN"/>
+        </w:rPr>
+      </w:pPr>
+      <w:r>
+        <w:rPr>
+          <w:rFonts w:hint="eastAsia"/>
+          <w:lang w:val="en-US" w:eastAsia="zh-CN"/>
+        </w:rPr>
+        <w:t>222</w:t>
+      </w:r>
+    </w:p>
+    <w:p>
+      <w:pPr>
+        <w:rPr>
+          <w:rFonts w:hint="default"/>
+          <w:lang w:val="en-US" w:eastAsia="zh-CN"/>
+        </w:rPr>
+      </w:pPr>
+      <w:r>
+        <w:rPr>
+          <w:rFonts w:hint="eastAsia"/>
+          <w:lang w:val="en-US" w:eastAsia="zh-CN"/>
+        </w:rPr>
+        <w:t>Dev: 商城功能</w:t>
       </w:r>
       <w:bookmarkStart w:id="0" w:name="_GoBack"/>
       <w:bookmarkEnd w:id="0"/>

--- a/nm.docx
+++ b/nm.docx
@@ -35,7 +35,7 @@
     <w:p>
       <w:pPr>
         <w:rPr>
-          <w:rFonts w:hint="default"/>
+          <w:rFonts w:hint="eastAsia"/>
           <w:lang w:val="en-US" w:eastAsia="zh-CN"/>
         </w:rPr>
       </w:pPr>
@@ -46,6 +46,14 @@
         </w:rPr>
         <w:t>789</w:t>
       </w:r>
+    </w:p>
+    <w:p>
+      <w:pPr>
+        <w:rPr>
+          <w:rFonts w:hint="default"/>
+          <w:lang w:val="en-US" w:eastAsia="zh-CN"/>
+        </w:rPr>
+      </w:pPr>
       <w:bookmarkStart w:id="0" w:name="_GoBack"/>
       <w:bookmarkEnd w:id="0"/>
     </w:p>

--- a/nm.docx
+++ b/nm.docx
@@ -35,7 +35,7 @@
     <w:p>
       <w:pPr>
         <w:rPr>
-          <w:rFonts w:hint="default"/>
+          <w:rFonts w:hint="eastAsia"/>
           <w:lang w:val="en-US" w:eastAsia="zh-CN"/>
         </w:rPr>
       </w:pPr>
@@ -45,6 +45,21 @@
           <w:lang w:val="en-US" w:eastAsia="zh-CN"/>
         </w:rPr>
         <w:t>789</w:t>
+      </w:r>
+    </w:p>
+    <w:p>
+      <w:pPr>
+        <w:rPr>
+          <w:rFonts w:hint="default"/>
+          <w:lang w:val="en-US" w:eastAsia="zh-CN"/>
+        </w:rPr>
+      </w:pPr>
+      <w:r>
+        <w:rPr>
+          <w:rFonts w:hint="eastAsia"/>
+          <w:lang w:val="en-US" w:eastAsia="zh-CN"/>
+        </w:rPr>
+        <w:t>Bug:修改错误。</w:t>
       </w:r>
       <w:bookmarkStart w:id="0" w:name="_GoBack"/>
       <w:bookmarkEnd w:id="0"/>

--- a/nm.docx
+++ b/nm.docx
@@ -59,7 +59,7 @@
           <w:rFonts w:hint="eastAsia"/>
           <w:lang w:val="en-US" w:eastAsia="zh-CN"/>
         </w:rPr>
-        <w:t>Bug2:解决系统问题。</w:t>
+        <w:t>Bug3:这是最新版。</w:t>
       </w:r>
       <w:bookmarkStart w:id="0" w:name="_GoBack"/>
       <w:bookmarkEnd w:id="0"/>

--- a/nm.docx
+++ b/nm.docx
@@ -74,7 +74,7 @@
           <w:rFonts w:hint="eastAsia"/>
           <w:lang w:val="en-US" w:eastAsia="zh-CN"/>
         </w:rPr>
-        <w:t>Dev: 商城功能</w:t>
+        <w:t>Dev2: 商城功能已经全部开发完成。</w:t>
       </w:r>
       <w:bookmarkStart w:id="0" w:name="_GoBack"/>
       <w:bookmarkEnd w:id="0"/>
